--- a/en/wisdom-stories/friend-of-god.docx
+++ b/en/wisdom-stories/friend-of-god.docx
@@ -10,66 +10,42 @@
         <w:rPr>
           <w:sz w:val="52"/>
         </w:rPr>
-        <w:t xml:space="preserve">Friend of </w:t>
-      </w:r>
-      <w:r>
-        <w:rPr>
-          <w:sz w:val="52"/>
-        </w:rPr>
-        <w:t>Allah</w:t>
+        <w:t>Friend of Allah</w:t>
       </w:r>
     </w:p>
     <w:p>
       <w:r>
-        <w:t>An old man sees a child without shoes, feels sorry for him and buys a pair of shoes for the child.</w:t>
+        <w:t>An elderly man notices a barefoot child, is moved by compassion, and buys him a pair of shoes.</w:t>
       </w:r>
     </w:p>
     <w:p>
       <w:r>
-        <w:t>The child takes the shoes in his hands and looks at them for a while, then raises his head and asks:</w:t>
+        <w:t>The child holds the shoes in his hands and gazes at them for a moment. Then he looks up and asks:</w:t>
       </w:r>
     </w:p>
     <w:p>
       <w:r>
-        <w:t xml:space="preserve">— Are you </w:t>
-      </w:r>
-      <w:r>
-        <w:t>Allah</w:t>
-      </w:r>
-      <w:r>
-        <w:t>?</w:t>
+        <w:t>— Are you Allah?</w:t>
       </w:r>
     </w:p>
     <w:p>
       <w:r>
-        <w:t>The old man's hands tremble, his eyes fill with tears:</w:t>
+        <w:t>The old man’s hands begin to tremble and his eyes fill with tears.</w:t>
       </w:r>
     </w:p>
     <w:p>
       <w:r>
-        <w:t>— No, my child, I am a simple person.</w:t>
+        <w:t>— No, my child. I’m just an ordinary person.</w:t>
       </w:r>
     </w:p>
     <w:p>
       <w:r>
-        <w:t>The child thinks for a moment, then says quietly:</w:t>
+        <w:t>The child thinks for a moment, then says softly:</w:t>
       </w:r>
     </w:p>
     <w:p>
       <w:r>
-        <w:t xml:space="preserve">— Then you are a friend of </w:t>
-      </w:r>
-      <w:r>
-        <w:t>Allah</w:t>
-      </w:r>
-      <w:r>
-        <w:t xml:space="preserve">. Last night, while crying, I told </w:t>
-      </w:r>
-      <w:r>
-        <w:t>Allah</w:t>
-      </w:r>
-      <w:r>
-        <w:t xml:space="preserve"> that I had no shoes.</w:t>
+        <w:t>— Then you must be a friend of Allah. Last night I cried and told Allah that I had no shoes.</w:t>
       </w:r>
     </w:p>
     <w:p>
@@ -89,20 +65,12 @@
       </w:pPr>
       <w:r>
         <w:rPr>
-          <w:rFonts w:cs="Arial"/>
           <w:b/>
-          <w:i w:val="0"/>
-          <w:color w:val="9A7417"/>
         </w:rPr>
         <w:t xml:space="preserve">Moral: </w:t>
       </w:r>
       <w:r>
-        <w:rPr>
-          <w:rFonts w:cs="Arial"/>
-          <w:i w:val="0"/>
-          <w:color w:val="3F3826"/>
-        </w:rPr>
-        <w:t>Sometimes goodness does not come from heaven, but through the hands of good people. Perhaps it is in your hands to be the answer to someone's prayer.</w:t>
+        <w:t>Sometimes kindness does not descend from heaven by itself; it reaches us through good people. Perhaps you can be the answer to someone’s prayer.</w:t>
       </w:r>
     </w:p>
     <w:p>
